--- a/2.Requirement Analysis/Data Flow Diagram.docx
+++ b/2.Requirement Analysis/Data Flow Diagram.docx
@@ -15,7 +15,30 @@
         <w:pStyle w:val="Heading2"/>
       </w:pPr>
       <w:r>
-        <w:t>Level 0 — Context Diagram</w:t>
+        <w:t>1. Overview</w:t>
+      </w:r>
+    </w:p>
+    <w:p>
+      <w:r>
+        <w:t>The Data Flow Diagram (DFD) maps the flow of data within the Human Development Index (HDI) Prediction System, detailing how user inputs are processed, validated, and mapped to outputs.</w:t>
+      </w:r>
+    </w:p>
+    <w:p>
+      <w:r>
+        <w:t>---</w:t>
+      </w:r>
+    </w:p>
+    <w:p>
+      <w:pPr>
+        <w:pStyle w:val="Heading2"/>
+      </w:pPr>
+      <w:r>
+        <w:t>2. Level 0: Context DFD</w:t>
+      </w:r>
+    </w:p>
+    <w:p>
+      <w:r>
+        <w:t>The Level 0 Context Diagram shows the system's boundary, external entities (User, Dataset), and high-level input/output flows.</w:t>
       </w:r>
     </w:p>
     <w:p>
@@ -30,31 +53,30 @@
           <w:color w:val="0F172A"/>
           <w:sz w:val="19"/>
         </w:rPr>
-        <w:t>┌──────────┐                                          ┌──────────────┐</w:t>
+        <w:t xml:space="preserve">                  ┌─────────────────────────────────────────┐</w:t>
         <w:br/>
-        <w:t>│          │  Country Indicators (Life Exp,            │              │</w:t>
+        <w:t xml:space="preserve">                  │          HDI Prediction System          │</w:t>
         <w:br/>
-        <w:t>│   User   │  Education, GNI, Country)                 │   HDI Data   │</w:t>
+        <w:t xml:space="preserve">                  │                                         │</w:t>
         <w:br/>
-        <w:t>│          │────────────────────────────┐               │   (CSV)      │</w:t>
+        <w:t xml:space="preserve">  ┌──────────┐    │  1. User Inputs (Indicators)            │    ┌──────────────┐</w:t>
         <w:br/>
-        <w:t>└──────────┘                           │               └──────┬───────┘</w:t>
+        <w:t xml:space="preserve">  │          │───►│  2. Country Selection                   │───►│              │</w:t>
         <w:br/>
-        <w:t xml:space="preserve">     ▲                                 ▼                      │</w:t>
+        <w:t xml:space="preserve">  │   User   │    │                                         │    │   HDI Data   │</w:t>
         <w:br/>
-        <w:t xml:space="preserve">     │                    ┌────────────────────────┐          │</w:t>
+        <w:t xml:space="preserve">  │          │◄───│  3. Predicted Score, Tier Badge,        │◄───│   (CSV)      │</w:t>
         <w:br/>
-        <w:t xml:space="preserve">     │  HDI Score,        │                        │          │</w:t>
+        <w:t xml:space="preserve">  └──────────┘    │     and Actionable Recommendations      │    └──────────────┘</w:t>
         <w:br/>
-        <w:t xml:space="preserve">     │  Tier,             │   HDI Prediction       │◄─────────┘</w:t>
+        <w:t xml:space="preserve">                  │                                         │</w:t>
         <w:br/>
-        <w:t xml:space="preserve">     │  Insights          │   System               │  Training Data</w:t>
-        <w:br/>
-        <w:t xml:space="preserve">     │                    │                        │</w:t>
-        <w:br/>
-        <w:t xml:space="preserve">     └────────────────────┤                        │</w:t>
-        <w:br/>
-        <w:t xml:space="preserve">                          └────────────────────────┘</w:t>
+        <w:t xml:space="preserve">                  └─────────────────────────────────────────┘</w:t>
+      </w:r>
+    </w:p>
+    <w:p>
+      <w:r>
+        <w:t>---</w:t>
       </w:r>
     </w:p>
     <w:p>
@@ -62,7 +84,12 @@
         <w:pStyle w:val="Heading2"/>
       </w:pPr>
       <w:r>
-        <w:t>Level 1 — System Processes</w:t>
+        <w:t>3. Level 1: System Processes</w:t>
+      </w:r>
+    </w:p>
+    <w:p>
+      <w:r>
+        <w:t>The Level 1 DFD decomposes the system into core functional processes: data loading/training, route handling, prediction, classification, and result rendering.</w:t>
       </w:r>
     </w:p>
     <w:p>
@@ -77,51 +104,52 @@
           <w:color w:val="0F172A"/>
           <w:sz w:val="19"/>
         </w:rPr>
-        <w:t xml:space="preserve">                         ┌─────────────────────────────────────────┐</w:t>
+        <w:t xml:space="preserve">                                    ┌────────────────────────────────────────────────────────┐</w:t>
         <w:br/>
-        <w:t xml:space="preserve">                         │          HDI Prediction System           │</w:t>
+        <w:t xml:space="preserve">                                    │                 HDI Prediction System                  │</w:t>
         <w:br/>
-        <w:t xml:space="preserve">                         │                                         │</w:t>
+        <w:t xml:space="preserve">                                    │                                                        │</w:t>
         <w:br/>
-        <w:t xml:space="preserve">  ┌──────────┐          │  ┌──────────┐    ┌──────────────────┐   │</w:t>
+        <w:t xml:space="preserve"> ┌──────────┐   1. POST /predict    │ ┌────────────────┐   2. Transform    ┌───────────────┐ │</w:t>
         <w:br/>
-        <w:t xml:space="preserve">  │          │  Input    │  │          │    │                  │   │</w:t>
+        <w:t xml:space="preserve"> │          │──────────────────────►│ │ Flask Router   │──────────────────►│ Label Encoder │ │</w:t>
         <w:br/>
-        <w:t xml:space="preserve">  │   User   │─────────►│  │  Flask   │───►│  Data            │   │</w:t>
+        <w:t xml:space="preserve"> │   User   │                       │ │ (app.py)       │◄──────────────────│ (encoder.pkl) │ │</w:t>
         <w:br/>
-        <w:t xml:space="preserve">  │          │          │  │  Web App │    │  Preprocessing   │   │</w:t>
+        <w:t xml:space="preserve"> │          │◄──────────────────────│ └───────┬────────┘    3. Encoded     └───────────────┘ │</w:t>
         <w:br/>
-        <w:t xml:space="preserve">  └──────────┘          │  │  (app.py)│    │  (data_preproc.) │   │</w:t>
+        <w:t xml:space="preserve"> └──────────┘    6. Render HTML     │         │                Country                       │</w:t>
         <w:br/>
-        <w:t xml:space="preserve">       ▲                │  └──────────┘    └────────┬─────────┘   │</w:t>
+        <w:t xml:space="preserve">                    (indexnew.html) │         │ 4. Inputs                                    │</w:t>
         <w:br/>
-        <w:t xml:space="preserve">       │                │       │                   │             │</w:t>
+        <w:t xml:space="preserve">                                    │         ▼                                              │</w:t>
         <w:br/>
-        <w:t xml:space="preserve">       │                │       │            ┌──────▼─────────┐   │</w:t>
+        <w:t xml:space="preserve">                                    │ ┌────────────────┐   5. Predict      ┌───────────────┐ │</w:t>
         <w:br/>
-        <w:t xml:space="preserve">       │  Response      │       │            │                │   │</w:t>
+        <w:t xml:space="preserve">                                    │ │ Prediction     │──────────────────►│ Trained Model │ │</w:t>
         <w:br/>
-        <w:t xml:space="preserve">       │  (Score,       │       │            │  ML Training   │   │</w:t>
+        <w:t xml:space="preserve">                                    │ │ Engine         │◄──────────────────│ (hdi_model.pkl)│ │</w:t>
         <w:br/>
-        <w:t xml:space="preserve">       │   Tier,        │       ◄────────────│  (ml_model.py) │   │</w:t>
+        <w:t xml:space="preserve">                                    │ └───────┬────────┘    Predicted HDI  └───────────────┘ │</w:t>
         <w:br/>
-        <w:t xml:space="preserve">       │   Insights)    │       │            │                │   │</w:t>
+        <w:t xml:space="preserve">                                    │         │                                              │</w:t>
         <w:br/>
-        <w:t xml:space="preserve">       │                │       │            └────────────────┘   │</w:t>
+        <w:t xml:space="preserve">                                    │         ▼                                              │</w:t>
         <w:br/>
-        <w:t xml:space="preserve">       │                │  ┌────▼───────┐                         │</w:t>
+        <w:t xml:space="preserve">                                    │ ┌────────────────┐                                     │</w:t>
         <w:br/>
-        <w:t xml:space="preserve">       │                │  │            │    ┌────────────────┐   │</w:t>
+        <w:t xml:space="preserve">                                    │ │ Tier &amp; Insight │                                     │</w:t>
         <w:br/>
-        <w:t xml:space="preserve">       └────────────────│──│  Jinja2    │    │  Visualization │   │</w:t>
+        <w:t xml:space="preserve">                                    │ │ Classifier     │                                     │</w:t>
         <w:br/>
-        <w:t xml:space="preserve">                        │  │  Templates │    │  (plots, EDA)  │   │</w:t>
+        <w:t xml:space="preserve">                                    │ └────────────────┘                                     │</w:t>
         <w:br/>
-        <w:t xml:space="preserve">                        │  │            │    └────────────────┘   │</w:t>
-        <w:br/>
-        <w:t xml:space="preserve">                        │  └────────────┘                         │</w:t>
-        <w:br/>
-        <w:t xml:space="preserve">                        └─────────────────────────────────────────┘</w:t>
+        <w:t xml:space="preserve">                                    └────────────────────────────────────────────────────────┘</w:t>
+      </w:r>
+    </w:p>
+    <w:p>
+      <w:r>
+        <w:t>---</w:t>
       </w:r>
     </w:p>
     <w:p>
@@ -129,7 +157,7 @@
         <w:pStyle w:val="Heading2"/>
       </w:pPr>
       <w:r>
-        <w:t>Level 2 — Detailed Data Flow</w:t>
+        <w:t>4. Level 2: Pipeline Data Flow</w:t>
       </w:r>
     </w:p>
     <w:p>
@@ -137,26 +165,97 @@
         <w:pStyle w:val="Heading3"/>
       </w:pPr>
       <w:r>
-        <w:t>Training Pipeline</w:t>
+        <w:t>4.1 Model Training Pipeline (ml_model.py)</w:t>
       </w:r>
     </w:p>
     <w:p>
       <w:pPr>
-        <w:spacing w:before="120" w:after="120"/>
-        <w:ind w:left="360"/>
-        <w:shd w:fill="F1F5F9"/>
+        <w:pStyle w:val="ListNumber"/>
       </w:pPr>
+      <w:r/>
       <w:r>
         <w:rPr>
-          <w:rFonts w:ascii="Consolas" w:hAnsi="Consolas"/>
-          <w:color w:val="0F172A"/>
-          <w:sz w:val="19"/>
+          <w:b/>
         </w:rPr>
-        <w:t>hdi_data.csv → load_data() → select_features() → fill_null_values()</w:t>
-        <w:br/>
-        <w:t xml:space="preserve">    → encode_country() → split_data() → LinearRegression.fit()</w:t>
-        <w:br/>
-        <w:t xml:space="preserve">    → Save model (hdi_model.pkl) + encoder (encoder.pkl)</w:t>
+        <w:t>Data Load</w:t>
+      </w:r>
+      <w:r>
+        <w:t>: Load raw data from `data/hdi_data.csv` using Pandas.</w:t>
+      </w:r>
+    </w:p>
+    <w:p>
+      <w:pPr>
+        <w:pStyle w:val="ListNumber"/>
+      </w:pPr>
+      <w:r/>
+      <w:r>
+        <w:rPr>
+          <w:b/>
+        </w:rPr>
+        <w:t>Feature Extraction</w:t>
+      </w:r>
+      <w:r>
+        <w:t>: Select features: `Country`, `Life_Expectancy`, `Expected_Years_Schooling`, `Mean_Years_Schooling`, `GNI_Per_Capita`.</w:t>
+      </w:r>
+    </w:p>
+    <w:p>
+      <w:pPr>
+        <w:pStyle w:val="ListNumber"/>
+      </w:pPr>
+      <w:r/>
+      <w:r>
+        <w:rPr>
+          <w:b/>
+        </w:rPr>
+        <w:t>Imputation</w:t>
+      </w:r>
+      <w:r>
+        <w:t>: Handle missing values using mean imputation.</w:t>
+      </w:r>
+    </w:p>
+    <w:p>
+      <w:pPr>
+        <w:pStyle w:val="ListNumber"/>
+      </w:pPr>
+      <w:r/>
+      <w:r>
+        <w:rPr>
+          <w:b/>
+        </w:rPr>
+        <w:t>Encoding</w:t>
+      </w:r>
+      <w:r>
+        <w:t>: Fit and save the `LabelEncoder` (`models/encoder.pkl`) to convert country categories to integers.</w:t>
+      </w:r>
+    </w:p>
+    <w:p>
+      <w:pPr>
+        <w:pStyle w:val="ListNumber"/>
+      </w:pPr>
+      <w:r/>
+      <w:r>
+        <w:rPr>
+          <w:b/>
+        </w:rPr>
+        <w:t>Data Split</w:t>
+      </w:r>
+      <w:r>
+        <w:t>: Partition dataset into 80% training and 20% test splits.</w:t>
+      </w:r>
+    </w:p>
+    <w:p>
+      <w:pPr>
+        <w:pStyle w:val="ListNumber"/>
+      </w:pPr>
+      <w:r/>
+      <w:r>
+        <w:rPr>
+          <w:b/>
+        </w:rPr>
+        <w:t>Fit &amp; Score</w:t>
+      </w:r>
+      <w:r>
+        <w:t>: Train the Linear Regression model, evaluate using $R^2$ and RMSE metrics, and serialize the trained model (`models/hdi_model.pkl`).</w:t>
       </w:r>
     </w:p>
     <w:p>
@@ -164,26 +263,132 @@
         <w:pStyle w:val="Heading3"/>
       </w:pPr>
       <w:r>
-        <w:t>Prediction Pipeline</w:t>
+        <w:t>4.2 Prediction Pipeline (app.py)</w:t>
       </w:r>
     </w:p>
     <w:p>
       <w:pPr>
-        <w:spacing w:before="120" w:after="120"/>
-        <w:ind w:left="360"/>
-        <w:shd w:fill="F1F5F9"/>
+        <w:pStyle w:val="ListNumber"/>
       </w:pPr>
+      <w:r/>
       <w:r>
         <w:rPr>
-          <w:rFonts w:ascii="Consolas" w:hAnsi="Consolas"/>
-          <w:color w:val="0F172A"/>
-          <w:sz w:val="19"/>
+          <w:b/>
         </w:rPr>
-        <w:t>User Input (form) → Flask Route /predict → Load Model &amp; Encoder</w:t>
-        <w:br/>
-        <w:t xml:space="preserve">    → Encode Country → Create Feature Array → model.predict()</w:t>
-        <w:br/>
-        <w:t xml:space="preserve">    → classify_hdi() → get_hdi_insights() → Render Template</w:t>
+        <w:t>HTTP Form Read</w:t>
+      </w:r>
+      <w:r>
+        <w:t>: Read request inputs: `country`, `life_expectancy`, `expected_years_schooling`, `mean_years_schooling`, `gni_per_capita`.</w:t>
+      </w:r>
+    </w:p>
+    <w:p>
+      <w:pPr>
+        <w:pStyle w:val="ListNumber"/>
+      </w:pPr>
+      <w:r/>
+      <w:r>
+        <w:rPr>
+          <w:b/>
+        </w:rPr>
+        <w:t>Type Cast</w:t>
+      </w:r>
+      <w:r>
+        <w:t>: Convert inputs to numeric values.</w:t>
+      </w:r>
+    </w:p>
+    <w:p>
+      <w:pPr>
+        <w:pStyle w:val="ListNumber"/>
+      </w:pPr>
+      <w:r/>
+      <w:r>
+        <w:rPr>
+          <w:b/>
+        </w:rPr>
+        <w:t>Encode Input</w:t>
+      </w:r>
+      <w:r>
+        <w:t>: Transform the country category name using the loaded `LabelEncoder`.</w:t>
+      </w:r>
+    </w:p>
+    <w:p>
+      <w:pPr>
+        <w:pStyle w:val="ListNumber"/>
+      </w:pPr>
+      <w:r/>
+      <w:r>
+        <w:rPr>
+          <w:b/>
+        </w:rPr>
+        <w:t>Execute Model</w:t>
+      </w:r>
+      <w:r>
+        <w:t>: Pass features to the loaded Linear Regression model to obtain the raw prediction score.</w:t>
+      </w:r>
+    </w:p>
+    <w:p>
+      <w:pPr>
+        <w:pStyle w:val="ListNumber"/>
+      </w:pPr>
+      <w:r/>
+      <w:r>
+        <w:rPr>
+          <w:b/>
+        </w:rPr>
+        <w:t>Post-Process</w:t>
+      </w:r>
+      <w:r>
+        <w:t>: Clamp prediction score to a range of `[0.0, 1.0]`.</w:t>
+      </w:r>
+    </w:p>
+    <w:p>
+      <w:pPr>
+        <w:pStyle w:val="ListNumber"/>
+      </w:pPr>
+      <w:r/>
+      <w:r>
+        <w:rPr>
+          <w:b/>
+        </w:rPr>
+        <w:t>Classify Tier</w:t>
+      </w:r>
+      <w:r>
+        <w:t>: Determine the development tier based on standard thresholds.</w:t>
+      </w:r>
+    </w:p>
+    <w:p>
+      <w:pPr>
+        <w:pStyle w:val="ListNumber"/>
+      </w:pPr>
+      <w:r/>
+      <w:r>
+        <w:rPr>
+          <w:b/>
+        </w:rPr>
+        <w:t>Generate Insights</w:t>
+      </w:r>
+      <w:r>
+        <w:t>: Fetch insights and recommendations matching the predicted tier.</w:t>
+      </w:r>
+    </w:p>
+    <w:p>
+      <w:pPr>
+        <w:pStyle w:val="ListNumber"/>
+      </w:pPr>
+      <w:r/>
+      <w:r>
+        <w:rPr>
+          <w:b/>
+        </w:rPr>
+        <w:t>Render Template</w:t>
+      </w:r>
+      <w:r>
+        <w:t>: Return `indexnew.html` with score, badge color, progress gauge position, and recommendation list.</w:t>
+      </w:r>
+    </w:p>
+    <w:p>
+      <w:r>
+        <w:t>---</w:t>
       </w:r>
     </w:p>
     <w:p>
@@ -191,7 +396,316 @@
         <w:pStyle w:val="Heading2"/>
       </w:pPr>
       <w:r>
-        <w:t>Data Dictionary</w:t>
+        <w:t>5. Data Dictionary</w:t>
+      </w:r>
+    </w:p>
+    <w:p>
+      <w:pPr>
+        <w:pStyle w:val="Heading3"/>
+      </w:pPr>
+      <w:r>
+        <w:t>5.1 Inputs</w:t>
+      </w:r>
+    </w:p>
+    <w:tbl>
+      <w:tblPr>
+        <w:tblStyle w:val="TableGrid"/>
+        <w:tblW w:type="auto" w:w="0"/>
+        <w:tblLook w:firstColumn="1" w:firstRow="1" w:lastColumn="0" w:lastRow="0" w:noHBand="0" w:noVBand="1" w:val="04A0"/>
+      </w:tblPr>
+      <w:tblGrid>
+        <w:gridCol w:w="2160"/>
+        <w:gridCol w:w="2160"/>
+        <w:gridCol w:w="2160"/>
+        <w:gridCol w:w="2160"/>
+      </w:tblGrid>
+      <w:tr>
+        <w:tc>
+          <w:tcPr>
+            <w:tcW w:type="dxa" w:w="2160"/>
+            <w:shd w:fill="2563EB"/>
+          </w:tcPr>
+          <w:p>
+            <w:r>
+              <w:rPr>
+                <w:b/>
+                <w:color w:val="FFFFFF"/>
+              </w:rPr>
+              <w:t>Feature Name</w:t>
+            </w:r>
+          </w:p>
+        </w:tc>
+        <w:tc>
+          <w:tcPr>
+            <w:tcW w:type="dxa" w:w="2160"/>
+            <w:shd w:fill="2563EB"/>
+          </w:tcPr>
+          <w:p>
+            <w:r>
+              <w:rPr>
+                <w:b/>
+                <w:color w:val="FFFFFF"/>
+              </w:rPr>
+              <w:t>Type</w:t>
+            </w:r>
+          </w:p>
+        </w:tc>
+        <w:tc>
+          <w:tcPr>
+            <w:tcW w:type="dxa" w:w="2160"/>
+            <w:shd w:fill="2563EB"/>
+          </w:tcPr>
+          <w:p>
+            <w:r>
+              <w:rPr>
+                <w:b/>
+                <w:color w:val="FFFFFF"/>
+              </w:rPr>
+              <w:t>Description</w:t>
+            </w:r>
+          </w:p>
+        </w:tc>
+        <w:tc>
+          <w:tcPr>
+            <w:tcW w:type="dxa" w:w="2160"/>
+            <w:shd w:fill="2563EB"/>
+          </w:tcPr>
+          <w:p>
+            <w:r>
+              <w:rPr>
+                <w:b/>
+                <w:color w:val="FFFFFF"/>
+              </w:rPr>
+              <w:t>Boundary Constraints</w:t>
+            </w:r>
+          </w:p>
+        </w:tc>
+      </w:tr>
+      <w:tr>
+        <w:tc>
+          <w:tcPr>
+            <w:tcW w:type="dxa" w:w="2160"/>
+          </w:tcPr>
+          <w:p>
+            <w:r>
+              <w:t>`country`</w:t>
+            </w:r>
+          </w:p>
+        </w:tc>
+        <w:tc>
+          <w:tcPr>
+            <w:tcW w:type="dxa" w:w="2160"/>
+          </w:tcPr>
+          <w:p>
+            <w:r>
+              <w:t>Categorical</w:t>
+            </w:r>
+          </w:p>
+        </w:tc>
+        <w:tc>
+          <w:tcPr>
+            <w:tcW w:type="dxa" w:w="2160"/>
+          </w:tcPr>
+          <w:p>
+            <w:r>
+              <w:t>Target country class category</w:t>
+            </w:r>
+          </w:p>
+        </w:tc>
+        <w:tc>
+          <w:tcPr>
+            <w:tcW w:type="dxa" w:w="2160"/>
+          </w:tcPr>
+          <w:p>
+            <w:r>
+              <w:t>Category A to E</w:t>
+            </w:r>
+          </w:p>
+        </w:tc>
+      </w:tr>
+      <w:tr>
+        <w:tc>
+          <w:tcPr>
+            <w:tcW w:type="dxa" w:w="2160"/>
+            <w:shd w:fill="F8FAFC"/>
+          </w:tcPr>
+          <w:p>
+            <w:r>
+              <w:t>`life_expectancy`</w:t>
+            </w:r>
+          </w:p>
+        </w:tc>
+        <w:tc>
+          <w:tcPr>
+            <w:tcW w:type="dxa" w:w="2160"/>
+            <w:shd w:fill="F8FAFC"/>
+          </w:tcPr>
+          <w:p>
+            <w:r>
+              <w:t>Float</w:t>
+            </w:r>
+          </w:p>
+        </w:tc>
+        <w:tc>
+          <w:tcPr>
+            <w:tcW w:type="dxa" w:w="2160"/>
+            <w:shd w:fill="F8FAFC"/>
+          </w:tcPr>
+          <w:p>
+            <w:r>
+              <w:t>Average life expectancy at birth</w:t>
+            </w:r>
+          </w:p>
+        </w:tc>
+        <w:tc>
+          <w:tcPr>
+            <w:tcW w:type="dxa" w:w="2160"/>
+            <w:shd w:fill="F8FAFC"/>
+          </w:tcPr>
+          <w:p>
+            <w:r>
+              <w:t>50.0 to 85.0 years</w:t>
+            </w:r>
+          </w:p>
+        </w:tc>
+      </w:tr>
+      <w:tr>
+        <w:tc>
+          <w:tcPr>
+            <w:tcW w:type="dxa" w:w="2160"/>
+          </w:tcPr>
+          <w:p>
+            <w:r>
+              <w:t>`expected_years_schooling`</w:t>
+            </w:r>
+          </w:p>
+        </w:tc>
+        <w:tc>
+          <w:tcPr>
+            <w:tcW w:type="dxa" w:w="2160"/>
+          </w:tcPr>
+          <w:p>
+            <w:r>
+              <w:t>Float</w:t>
+            </w:r>
+          </w:p>
+        </w:tc>
+        <w:tc>
+          <w:tcPr>
+            <w:tcW w:type="dxa" w:w="2160"/>
+          </w:tcPr>
+          <w:p>
+            <w:r>
+              <w:t>Expected school duration for kids</w:t>
+            </w:r>
+          </w:p>
+        </w:tc>
+        <w:tc>
+          <w:tcPr>
+            <w:tcW w:type="dxa" w:w="2160"/>
+          </w:tcPr>
+          <w:p>
+            <w:r>
+              <w:t>5.0 to 20.0 years</w:t>
+            </w:r>
+          </w:p>
+        </w:tc>
+      </w:tr>
+      <w:tr>
+        <w:tc>
+          <w:tcPr>
+            <w:tcW w:type="dxa" w:w="2160"/>
+            <w:shd w:fill="F8FAFC"/>
+          </w:tcPr>
+          <w:p>
+            <w:r>
+              <w:t>`mean_years_schooling`</w:t>
+            </w:r>
+          </w:p>
+        </w:tc>
+        <w:tc>
+          <w:tcPr>
+            <w:tcW w:type="dxa" w:w="2160"/>
+            <w:shd w:fill="F8FAFC"/>
+          </w:tcPr>
+          <w:p>
+            <w:r>
+              <w:t>Float</w:t>
+            </w:r>
+          </w:p>
+        </w:tc>
+        <w:tc>
+          <w:tcPr>
+            <w:tcW w:type="dxa" w:w="2160"/>
+            <w:shd w:fill="F8FAFC"/>
+          </w:tcPr>
+          <w:p>
+            <w:r>
+              <w:t>Mean school duration for adults</w:t>
+            </w:r>
+          </w:p>
+        </w:tc>
+        <w:tc>
+          <w:tcPr>
+            <w:tcW w:type="dxa" w:w="2160"/>
+            <w:shd w:fill="F8FAFC"/>
+          </w:tcPr>
+          <w:p>
+            <w:r>
+              <w:t>3.0 to 15.0 years</w:t>
+            </w:r>
+          </w:p>
+        </w:tc>
+      </w:tr>
+      <w:tr>
+        <w:tc>
+          <w:tcPr>
+            <w:tcW w:type="dxa" w:w="2160"/>
+          </w:tcPr>
+          <w:p>
+            <w:r>
+              <w:t>`gni_per_capita`</w:t>
+            </w:r>
+          </w:p>
+        </w:tc>
+        <w:tc>
+          <w:tcPr>
+            <w:tcW w:type="dxa" w:w="2160"/>
+          </w:tcPr>
+          <w:p>
+            <w:r>
+              <w:t>Float</w:t>
+            </w:r>
+          </w:p>
+        </w:tc>
+        <w:tc>
+          <w:tcPr>
+            <w:tcW w:type="dxa" w:w="2160"/>
+          </w:tcPr>
+          <w:p>
+            <w:r>
+              <w:t>Gross National Income per Capita</w:t>
+            </w:r>
+          </w:p>
+        </w:tc>
+        <w:tc>
+          <w:tcPr>
+            <w:tcW w:type="dxa" w:w="2160"/>
+          </w:tcPr>
+          <w:p>
+            <w:r>
+              <w:t>$500.00 to $75,000.00</w:t>
+            </w:r>
+          </w:p>
+        </w:tc>
+      </w:tr>
+    </w:tbl>
+    <w:p>
+      <w:pPr>
+        <w:pStyle w:val="Heading3"/>
+      </w:pPr>
+      <w:r>
+        <w:t>5.2 Outputs</w:t>
       </w:r>
     </w:p>
     <w:sectPr>
